--- a/docs/Anexo_I_Alcance_V2.docx
+++ b/docs/Anexo_I_Alcance_V2.docx
@@ -4300,26 +4300,7 @@
                 <w:vertAlign w:val="baseline"/>
                 <w:rtl w:val="0"/>
               </w:rPr>
-              <w:t xml:space="preserve">Sin tablero.</w:t>
-            </w:r>
-            <w:r>
-              <w:rPr>
-                <w:rFonts w:ascii="Cambria" w:cs="Cambria" w:eastAsia="Cambria" w:hAnsi="Cambria"/>
-                <w:b w:val="0"/>
-                <w:bCs w:val="0"/>
-                <w:i w:val="0"/>
-                <w:iCs w:val="0"/>
-                <w:smallCaps w:val="0"/>
-                <w:strike w:val="0"/>
-                <w:color w:val="000000"/>
-                <w:sz w:val="24"/>
-                <w:szCs w:val="24"/>
-                <w:u w:val="none"/>
-                <w:shd w:fill="auto" w:val="clear"/>
-                <w:vertAlign w:val="baseline"/>
-                <w:rtl w:val="0"/>
-              </w:rPr>
-              <w:t xml:space="preserve"> Solo exportación a CSV para procesar por fuera</w:t>
+              <w:t>Sin tablero. Solo exportación a CSV para procesar por fuera. (No confundir con el panel “Cobranza” del 14/09/2026, B6: es una vista de riesgo de cuenta corriente con acción de aviso, no un tablero de indicadores operativos — no cubre ninguna de las 10 métricas de la columna anterior. B2 sigue sin construir.)</w:t>
             </w:r>
           </w:p>
         </w:tc>
@@ -5415,82 +5396,63 @@
                 <w:vertAlign w:val="baseline"/>
                 <w:rtl w:val="0"/>
               </w:rPr>
-              <w:t xml:space="preserve">Inexistentes.</w:t>
-            </w:r>
-            <w:r>
-              <w:rPr>
-                <w:rFonts w:ascii="Cambria" w:cs="Cambria" w:eastAsia="Cambria" w:hAnsi="Cambria"/>
-                <w:b w:val="0"/>
-                <w:bCs w:val="0"/>
-                <w:i w:val="0"/>
-                <w:iCs w:val="0"/>
-                <w:smallCaps w:val="0"/>
-                <w:strike w:val="0"/>
-                <w:color w:val="000000"/>
-                <w:sz w:val="24"/>
-                <w:szCs w:val="24"/>
-                <w:u w:val="none"/>
-                <w:shd w:fill="auto" w:val="clear"/>
-                <w:vertAlign w:val="baseline"/>
-                <w:rtl w:val="0"/>
-              </w:rPr>
-              <w:t xml:space="preserve"> Ningún canal de notificación está integrado</w:t>
-            </w:r>
-          </w:p>
-        </w:tc>
-        <w:tc>
-          <w:tcPr/>
-          <w:p>
-            <w:pPr>
-              <w:keepNext w:val="0"/>
-              <w:keepLines w:val="0"/>
-              <w:pageBreakBefore w:val="0"/>
-              <w:widowControl w:val="1"/>
-              <w:pBdr>
-                <w:top w:space="0" w:sz="0" w:val="nil"/>
-                <w:left w:space="0" w:sz="0" w:val="nil"/>
-                <w:bottom w:space="0" w:sz="0" w:val="nil"/>
-                <w:right w:space="0" w:sz="0" w:val="nil"/>
-                <w:between w:space="0" w:sz="0" w:val="nil"/>
-              </w:pBdr>
-              <w:shd w:fill="auto" w:val="clear"/>
-              <w:spacing w:after="36" w:before="36" w:line="240" w:lineRule="auto"/>
-              <w:ind w:left="0" w:right="0" w:firstLine="0"/>
-              <w:jc w:val="left"/>
-              <w:rPr>
-                <w:rFonts w:ascii="Cambria" w:cs="Cambria" w:eastAsia="Cambria" w:hAnsi="Cambria"/>
-                <w:b w:val="0"/>
-                <w:bCs w:val="0"/>
-                <w:i w:val="0"/>
-                <w:iCs w:val="0"/>
-                <w:smallCaps w:val="0"/>
-                <w:strike w:val="0"/>
-                <w:color w:val="000000"/>
-                <w:sz w:val="24"/>
-                <w:szCs w:val="24"/>
-                <w:u w:val="none"/>
-                <w:shd w:fill="auto" w:val="clear"/>
-                <w:vertAlign w:val="baseline"/>
-              </w:rPr>
-            </w:pPr>
-            <w:r>
-              <w:rPr>
-                <w:rFonts w:ascii="Cambria" w:cs="Cambria" w:eastAsia="Cambria" w:hAnsi="Cambria"/>
-                <w:b w:val="0"/>
-                <w:bCs w:val="0"/>
-                <w:i w:val="0"/>
-                <w:iCs w:val="0"/>
-                <w:smallCaps w:val="0"/>
-                <w:strike w:val="0"/>
-                <w:color w:val="000000"/>
-                <w:sz w:val="24"/>
-                <w:szCs w:val="24"/>
-                <w:u w:val="none"/>
-                <w:shd w:fill="auto" w:val="clear"/>
-                <w:vertAlign w:val="baseline"/>
-                <w:rtl w:val="0"/>
-              </w:rPr>
-              <w:t xml:space="preserve">Definir canal (correo, WhatsApp, ambos) e integrar. Depende de B1 para los avisos de cuenta</w:t>
+              <w:t>Parcial desde el 14/09/2026: el aviso de vencimiento de cuenta está construido (panel “Cobranza”, solo administración) — clientes con deuda vencida o con una factura que vence dentro de 15 días, con envío individual o masivo por correo (Resend) y un link de WhatsApp con mensaje precargado para envío manual. El aviso de estado de envío al destinatario sigue sin construir.</w:t>
+            </w:r>
+          </w:p>
+        </w:tc>
+        <w:tc>
+          <w:tcPr/>
+          <w:p>
+            <w:pPr>
+              <w:keepNext w:val="0"/>
+              <w:keepLines w:val="0"/>
+              <w:pageBreakBefore w:val="0"/>
+              <w:widowControl w:val="1"/>
+              <w:pBdr>
+                <w:top w:space="0" w:sz="0" w:val="nil"/>
+                <w:left w:space="0" w:sz="0" w:val="nil"/>
+                <w:bottom w:space="0" w:sz="0" w:val="nil"/>
+                <w:right w:space="0" w:sz="0" w:val="nil"/>
+                <w:between w:space="0" w:sz="0" w:val="nil"/>
+              </w:pBdr>
+              <w:shd w:fill="auto" w:val="clear"/>
+              <w:spacing w:after="36" w:before="36" w:line="240" w:lineRule="auto"/>
+              <w:ind w:left="0" w:right="0" w:firstLine="0"/>
+              <w:jc w:val="left"/>
+              <w:rPr>
+                <w:rFonts w:ascii="Cambria" w:cs="Cambria" w:eastAsia="Cambria" w:hAnsi="Cambria"/>
+                <w:b w:val="0"/>
+                <w:bCs w:val="0"/>
+                <w:i w:val="0"/>
+                <w:iCs w:val="0"/>
+                <w:smallCaps w:val="0"/>
+                <w:strike w:val="0"/>
+                <w:color w:val="000000"/>
+                <w:sz w:val="24"/>
+                <w:szCs w:val="24"/>
+                <w:u w:val="none"/>
+                <w:shd w:fill="auto" w:val="clear"/>
+                <w:vertAlign w:val="baseline"/>
+              </w:rPr>
+            </w:pPr>
+            <w:r>
+              <w:rPr>
+                <w:rFonts w:ascii="Cambria" w:cs="Cambria" w:eastAsia="Cambria" w:hAnsi="Cambria"/>
+                <w:b w:val="0"/>
+                <w:bCs w:val="0"/>
+                <w:i w:val="0"/>
+                <w:iCs w:val="0"/>
+                <w:smallCaps w:val="0"/>
+                <w:strike w:val="0"/>
+                <w:color w:val="000000"/>
+                <w:sz w:val="24"/>
+                <w:szCs w:val="24"/>
+                <w:u w:val="none"/>
+                <w:shd w:fill="auto" w:val="clear"/>
+                <w:vertAlign w:val="baseline"/>
+                <w:rtl w:val="0"/>
+              </w:rPr>
+              <w:t>Canal de cuenta ya definido y construido: correo vía Resend (pendiente que la Empresa complete el alta de cuenta y verifique un dominio propio, §8) y WhatsApp por link manual, sin integración de API (ver D9, R7). Queda por construir el aviso de estado de envío: definir a quién avisa (destinatario, cliente, o ambos), en qué transiciones, y por qué canal.</w:t>
             </w:r>
           </w:p>
         </w:tc>
@@ -9972,45 +9934,7 @@
                 <w:vertAlign w:val="baseline"/>
                 <w:rtl w:val="0"/>
               </w:rPr>
-              <w:t xml:space="preserve">B5, B6, </w:t>
-            </w:r>
-            <w:r>
-              <w:rPr>
-                <w:rFonts w:ascii="Cambria" w:cs="Cambria" w:eastAsia="Cambria" w:hAnsi="Cambria"/>
-                <w:b w:val="1"/>
-                <w:bCs w:val="1"/>
-                <w:i w:val="0"/>
-                <w:iCs w:val="0"/>
-                <w:smallCaps w:val="0"/>
-                <w:strike w:val="0"/>
-                <w:color w:val="000000"/>
-                <w:sz w:val="24"/>
-                <w:szCs w:val="24"/>
-                <w:u w:val="none"/>
-                <w:shd w:fill="auto" w:val="clear"/>
-                <w:vertAlign w:val="baseline"/>
-                <w:rtl w:val="0"/>
-              </w:rPr>
-              <w:t xml:space="preserve">B11</w:t>
-            </w:r>
-            <w:r>
-              <w:rPr>
-                <w:rFonts w:ascii="Cambria" w:cs="Cambria" w:eastAsia="Cambria" w:hAnsi="Cambria"/>
-                <w:b w:val="0"/>
-                <w:bCs w:val="0"/>
-                <w:i w:val="0"/>
-                <w:iCs w:val="0"/>
-                <w:smallCaps w:val="0"/>
-                <w:strike w:val="0"/>
-                <w:color w:val="000000"/>
-                <w:sz w:val="24"/>
-                <w:szCs w:val="24"/>
-                <w:u w:val="none"/>
-                <w:shd w:fill="auto" w:val="clear"/>
-                <w:vertAlign w:val="baseline"/>
-                <w:rtl w:val="0"/>
-              </w:rPr>
-              <w:t xml:space="preserve"> (importación masiva, movida desde E5 por D15)</w:t>
+              <w:t>B5, B6 (aviso de vencimiento de cuenta construido el 14/09/2026 — ver §4; aviso de estado de envío pendiente), B11 (importación masiva, movida desde E5 por D15)</w:t>
             </w:r>
           </w:p>
         </w:tc>
@@ -16366,31 +16290,7 @@
                 <w:vertAlign w:val="baseline"/>
                 <w:rtl w:val="0"/>
               </w:rPr>
-              <w:t xml:space="preserve">Se construye correo dentro de E4. WhatsApp se cotiza aparte: requiere cuenta de Meta Business, proveedor de mensajería, aprobación de plantillas y </w:t>
-            </w:r>
-            <w:r>
-              <w:rPr>
-                <w:rFonts w:ascii="Cambria" w:cs="Cambria" w:eastAsia="Cambria" w:hAnsi="Cambria"/>
-                <w:b w:val="1"/>
-                <w:bCs w:val="1"/>
-                <w:i w:val="0"/>
-                <w:iCs w:val="0"/>
-                <w:smallCaps w:val="0"/>
-                <w:strike w:val="0"/>
-                <w:color w:val="000000"/>
-                <w:sz w:val="24"/>
-                <w:szCs w:val="24"/>
-                <w:u w:val="none"/>
-                <w:shd w:fill="auto" w:val="clear"/>
-                <w:vertAlign w:val="baseline"/>
-                <w:rtl w:val="0"/>
-              </w:rPr>
-              <w:t xml:space="preserve">costo mensual recurrente por conversación no previsto en el presupuesto de costos operativos</w:t>
-            </w:r>
-            <w:r>
-              <w:rPr>
-                <w:rtl w:val="0"/>
-              </w:rPr>
+              <w:t>Correo construido el 14/09/2026 dentro de E4, vía Resend (requiere que la Empresa complete cuenta y dominio verificado, §8). Para WhatsApp, en vez de cotizar la integración por API, se implementó un link “wa.me” con el mensaje precargado que el operador envía a mano desde su propio teléfono — sin cuenta de Meta Business, sin costo recurrente, sin aprobación de plantillas. Si más adelante se necesita envío automático sin intervención humana, o a destinatarios finales, ese caso sí requiere retomar la cotización de la API.</w:t>
             </w:r>
           </w:p>
         </w:tc>
@@ -22970,7 +22870,7 @@
                 <w:vertAlign w:val="baseline"/>
                 <w:rtl w:val="0"/>
               </w:rPr>
-              <w:t xml:space="preserve">Se construye correo dentro de E4. WhatsApp se cotiza y se decide por separado, con el costo de mensajería a la vista</w:t>
+              <w:t>Se construyó correo dentro de E4 (Resend). Para WhatsApp, en vez de integrar la API (que sí habría generado el costo recurrente de este riesgo), se implementó un link “wa.me” de envío manual — el riesgo queda evitado para este uso, no solo diferido. Si se requiere en el futuro un envío automático o masivo sin intervención humana, ese caso vuelve a exponer el costo original y debe cotizarse.</w:t>
             </w:r>
           </w:p>
         </w:tc>

--- a/docs/Anexo_I_Alcance_V2.docx
+++ b/docs/Anexo_I_Alcance_V2.docx
@@ -1516,7 +1516,7 @@
           <w:vertAlign w:val="baseline"/>
           <w:rtl w:val="0"/>
         </w:rPr>
-        <w:t xml:space="preserve">21 pantallas operativas, 14 controladores y ~70 endpoints.</w:t>
+        <w:t xml:space="preserve">21 pantallas operativas, 14 controladores y ~70 endpoints. (Actualizado al 21/09/2026, ver estado_implementacion.md: 34 pantallas, 21 controladores y 107 endpoints — el crecimiento corresponde a etapas y ampliaciones ya cubiertas en este mismo Anexo, no a alcance nuevo.)</w:t>
       </w:r>
     </w:p>
     <w:p>
